--- a/Вето № 81 — личные обращения/04. Обращение о толковании норм о вето.docx
+++ b/Вето № 81 — личные обращения/04. Обращение о толковании норм о вето.docx
@@ -188,7 +188,7 @@
           <w:i w:val="0"/>
           <w:sz w:val="24"/>
         </w:rPr>
-        <w:t>30.10.2026 Губернатор штата Сан-Андреас подписал Указ № 81 «Об отклонении закона (вето)», которым отклонён законопроект ACT. 244 (пункт «м» ч. 1 ст. 18 Процессуального кодекса — сотрудник отдела IAD ведомств LSPD и LSCSD как субъект задержания).</w:t>
+        <w:t>30.10.2026 в 23:42 Губернатор штата Сан-Андреас официально опубликовал Указ № 81 «Об отклонении закона (вето)», которым отклонён законопроект ACT. 244 (пункт «м» ч. 1 ст. 18 Процессуального кодекса — сотрудник отдела IAD ведомств LSPD и LSCSD как субъект задержания).</w:t>
       </w:r>
     </w:p>
     <w:p>
@@ -257,7 +257,7 @@
           <w:i w:val="0"/>
           <w:sz w:val="24"/>
         </w:rPr>
-        <w:t xml:space="preserve"> Часть 4 статьи 80 Конституции предусматривает, что Губернатор применяет право вето «в течение двух дней с момента поступления закона». Неясно, является ли этот срок пресекательным: утрачивает ли Губернатор право отклонить закон по истечении двух дней, и влечёт ли отклонение за пределами срока недействительность указа.</w:t>
+        <w:t xml:space="preserve"> Часть 4 статьи 80 Конституции предусматривает, что Губернатор применяет право вето «в течение двух дней с момента поступления закона». Неясно, является ли этот срок пресекательным: утрачивает ли Губернатор право отклонить закон по истечении двух дней, и влечёт ли отклонение за пределами срока недействительность указа. Практическая острота вопроса видна на примере: законопроект датирован 21.10.2026, а указ опубликован 30.10.2026 в 23:42 — при поступлении закона Губернатору 28.10.2026 двухдневный срок к этому моменту истёк.</w:t>
       </w:r>
     </w:p>
     <w:p>
